--- a/support-materials/EL2/EL2_worked_examples.docx
+++ b/support-materials/EL2/EL2_worked_examples.docx
@@ -2751,6 +2751,1121 @@
           <w:bCs/>
         </w:rPr>
         <w:t xml:space="preserve">.</w:t>
+      </w:r>
+    </w:p>
+    <w:p>
+      <w:pPr>
+        <w:pStyle w:val="Heading2"/>
+        <w:pageBreakBefore/>
+      </w:pPr>
+      <w:r>
+        <w:t xml:space="preserve">Example 13: Slip 1</w:t>
+      </w:r>
+    </w:p>
+    <w:p>
+      <w:pPr>
+        <w:spacing w:after="200" w:before="200"/>
+        <w:jc w:val="center"/>
+      </w:pPr>
+      <w:r>
+        <w:rPr>
+          <w:i/>
+          <w:iCs/>
+          <w:sz w:val="40"/>
+          <w:szCs w:val="40"/>
+        </w:rPr>
+        <w:t xml:space="preserve">f(x)=3</w:t>
+      </w:r>
+      <w:r>
+        <w:rPr>
+          <w:i/>
+          <w:iCs/>
+          <w:sz w:val="40"/>
+          <w:szCs w:val="40"/>
+          <w:vertAlign w:val="superscript"/>
+        </w:rPr>
+        <w:t xml:space="preserve">x−4</w:t>
+      </w:r>
+      <w:r>
+        <w:rPr>
+          <w:i/>
+          <w:iCs/>
+          <w:sz w:val="40"/>
+          <w:szCs w:val="40"/>
+        </w:rPr>
+        <w:t xml:space="preserve">+1</w:t>
+      </w:r>
+    </w:p>
+    <w:p>
+      <w:pPr>
+        <w:pStyle w:val="Heading3"/>
+        <w:keepNext/>
+      </w:pPr>
+      <w:r>
+        <w:t xml:space="preserve">Question</w:t>
+      </w:r>
+    </w:p>
+    <w:p>
+      <w:pPr>
+        <w:spacing w:after="120" w:before="80" w:line="300"/>
+      </w:pPr>
+      <w:r>
+        <w:t xml:space="preserve">A student says the horizontal asymptote is </w:t>
+      </w:r>
+      <w:r>
+        <w:rPr>
+          <w:i/>
+          <w:iCs/>
+        </w:rPr>
+        <w:t xml:space="preserve">y=−4</w:t>
+      </w:r>
+      <w:r>
+        <w:t xml:space="preserve">. What is the mistake, if any?</w:t>
+      </w:r>
+    </w:p>
+    <w:p>
+      <w:pPr>
+        <w:spacing w:after="40" w:before="20"/>
+        <w:ind w:left="360"/>
+      </w:pPr>
+      <w:r>
+        <w:rPr>
+          <w:b/>
+          <w:bCs/>
+        </w:rPr>
+        <w:t xml:space="preserve">A.  </w:t>
+      </w:r>
+      <w:r>
+        <w:t xml:space="preserve">The shift is sideways, so the asymptote is </w:t>
+      </w:r>
+      <w:r>
+        <w:rPr>
+          <w:i/>
+          <w:iCs/>
+        </w:rPr>
+        <w:t xml:space="preserve">y=1</w:t>
+      </w:r>
+      <w:r>
+        <w:t xml:space="preserve">.</w:t>
+      </w:r>
+    </w:p>
+    <w:p>
+      <w:pPr>
+        <w:spacing w:after="40" w:before="20"/>
+        <w:ind w:left="360"/>
+      </w:pPr>
+      <w:r>
+        <w:rPr>
+          <w:b/>
+          <w:bCs/>
+        </w:rPr>
+        <w:t xml:space="preserve">B.  </w:t>
+      </w:r>
+      <w:r>
+        <w:t xml:space="preserve">There is no mistake.</w:t>
+      </w:r>
+    </w:p>
+    <w:p>
+      <w:pPr>
+        <w:spacing w:after="40" w:before="20"/>
+        <w:ind w:left="360"/>
+      </w:pPr>
+      <w:r>
+        <w:rPr>
+          <w:b/>
+          <w:bCs/>
+        </w:rPr>
+        <w:t xml:space="preserve">C.  </w:t>
+      </w:r>
+      <w:r>
+        <w:t xml:space="preserve">Changing the sign of the shift, the asymptote is </w:t>
+      </w:r>
+      <w:r>
+        <w:rPr>
+          <w:i/>
+          <w:iCs/>
+        </w:rPr>
+        <w:t xml:space="preserve">y=4</w:t>
+      </w:r>
+      <w:r>
+        <w:t xml:space="preserve">.</w:t>
+      </w:r>
+    </w:p>
+    <w:p>
+      <w:pPr>
+        <w:spacing w:after="40" w:before="20"/>
+        <w:ind w:left="360"/>
+      </w:pPr>
+      <w:r>
+        <w:rPr>
+          <w:b/>
+          <w:bCs/>
+        </w:rPr>
+        <w:t xml:space="preserve">D.  </w:t>
+      </w:r>
+      <w:r>
+        <w:t xml:space="preserve">As for every exponential, the asymptote is </w:t>
+      </w:r>
+      <w:r>
+        <w:rPr>
+          <w:i/>
+          <w:iCs/>
+        </w:rPr>
+        <w:t xml:space="preserve">y=0</w:t>
+      </w:r>
+      <w:r>
+        <w:t xml:space="preserve">.</w:t>
+      </w:r>
+    </w:p>
+    <w:p>
+      <w:pPr>
+        <w:pStyle w:val="Heading3"/>
+        <w:keepNext/>
+      </w:pPr>
+      <w:r>
+        <w:t xml:space="preserve">Answer and reasoning</w:t>
+      </w:r>
+    </w:p>
+    <w:p>
+      <w:pPr>
+        <w:spacing w:after="120" w:before="80" w:line="300"/>
+      </w:pPr>
+      <w:r>
+        <w:t xml:space="preserve">The number added outside the exponential sets the asymptote: here </w:t>
+      </w:r>
+      <w:r>
+        <w:rPr>
+          <w:i/>
+          <w:iCs/>
+        </w:rPr>
+        <w:t xml:space="preserve">+1</w:t>
+      </w:r>
+      <w:r>
+        <w:t xml:space="preserve">, so </w:t>
+      </w:r>
+      <w:r>
+        <w:rPr>
+          <w:i/>
+          <w:iCs/>
+        </w:rPr>
+        <w:t xml:space="preserve">y=1</w:t>
+      </w:r>
+      <w:r>
+        <w:t xml:space="preserve">. The </w:t>
+      </w:r>
+      <w:r>
+        <w:rPr>
+          <w:i/>
+          <w:iCs/>
+        </w:rPr>
+        <w:t xml:space="preserve">−4</w:t>
+      </w:r>
+      <w:r>
+        <w:t xml:space="preserve"> in the exponent moves the graph 4 units right, which does not change the level it approaches. </w:t>
+      </w:r>
+      <w:r>
+        <w:rPr>
+          <w:b/>
+          <w:bCs/>
+        </w:rPr>
+        <w:t xml:space="preserve">The asymptote is </w:t>
+      </w:r>
+      <w:r>
+        <w:rPr>
+          <w:b/>
+          <w:bCs/>
+          <w:i/>
+          <w:iCs/>
+        </w:rPr>
+        <w:t xml:space="preserve">y=1</w:t>
+      </w:r>
+      <w:r>
+        <w:rPr>
+          <w:b/>
+          <w:bCs/>
+        </w:rPr>
+        <w:t xml:space="preserve">.</w:t>
+      </w:r>
+    </w:p>
+    <w:p>
+      <w:pPr>
+        <w:pStyle w:val="Heading2"/>
+        <w:pageBreakBefore/>
+      </w:pPr>
+      <w:r>
+        <w:t xml:space="preserve">Example 14: Slip 2</w:t>
+      </w:r>
+    </w:p>
+    <w:p>
+      <w:pPr>
+        <w:spacing w:after="200" w:before="200"/>
+        <w:jc w:val="center"/>
+      </w:pPr>
+      <w:r>
+        <w:rPr>
+          <w:i/>
+          <w:iCs/>
+          <w:sz w:val="40"/>
+          <w:szCs w:val="40"/>
+        </w:rPr>
+        <w:t xml:space="preserve">f(x)=−2</w:t>
+      </w:r>
+      <w:r>
+        <w:rPr>
+          <w:i/>
+          <w:iCs/>
+          <w:sz w:val="40"/>
+          <w:szCs w:val="40"/>
+          <w:vertAlign w:val="superscript"/>
+        </w:rPr>
+        <w:t xml:space="preserve">x</w:t>
+      </w:r>
+      <w:r>
+        <w:rPr>
+          <w:i/>
+          <w:iCs/>
+          <w:sz w:val="40"/>
+          <w:szCs w:val="40"/>
+        </w:rPr>
+        <w:t xml:space="preserve">+5</w:t>
+      </w:r>
+    </w:p>
+    <w:p>
+      <w:pPr>
+        <w:pStyle w:val="Heading3"/>
+        <w:keepNext/>
+      </w:pPr>
+      <w:r>
+        <w:t xml:space="preserve">Question</w:t>
+      </w:r>
+    </w:p>
+    <w:p>
+      <w:pPr>
+        <w:spacing w:after="120" w:before="80" w:line="300"/>
+      </w:pPr>
+      <w:r>
+        <w:t xml:space="preserve">A student says the range is </w:t>
+      </w:r>
+      <w:r>
+        <w:rPr>
+          <w:i/>
+          <w:iCs/>
+        </w:rPr>
+        <w:t xml:space="preserve">(5,∞)</w:t>
+      </w:r>
+      <w:r>
+        <w:t xml:space="preserve">. What is the mistake, if any?</w:t>
+      </w:r>
+    </w:p>
+    <w:p>
+      <w:pPr>
+        <w:spacing w:after="40" w:before="20"/>
+        <w:ind w:left="360"/>
+      </w:pPr>
+      <w:r>
+        <w:rPr>
+          <w:b/>
+          <w:bCs/>
+        </w:rPr>
+        <w:t xml:space="preserve">A.  </w:t>
+      </w:r>
+      <w:r>
+        <w:t xml:space="preserve">There is no mistake.</w:t>
+      </w:r>
+    </w:p>
+    <w:p>
+      <w:pPr>
+        <w:spacing w:after="40" w:before="20"/>
+        <w:ind w:left="360"/>
+      </w:pPr>
+      <w:r>
+        <w:rPr>
+          <w:b/>
+          <w:bCs/>
+        </w:rPr>
+        <w:t xml:space="preserve">B.  </w:t>
+      </w:r>
+      <w:r>
+        <w:t xml:space="preserve">The minus sign puts the curve below the line: </w:t>
+      </w:r>
+      <w:r>
+        <w:rPr>
+          <w:i/>
+          <w:iCs/>
+        </w:rPr>
+        <w:t xml:space="preserve">(−∞,5)</w:t>
+      </w:r>
+      <w:r>
+        <w:t xml:space="preserve">.</w:t>
+      </w:r>
+    </w:p>
+    <w:p>
+      <w:pPr>
+        <w:spacing w:after="40" w:before="20"/>
+        <w:ind w:left="360"/>
+      </w:pPr>
+      <w:r>
+        <w:rPr>
+          <w:b/>
+          <w:bCs/>
+        </w:rPr>
+        <w:t xml:space="preserve">C.  </w:t>
+      </w:r>
+      <w:r>
+        <w:t xml:space="preserve">As for every exponential function, the range is </w:t>
+      </w:r>
+      <w:r>
+        <w:rPr>
+          <w:i/>
+          <w:iCs/>
+        </w:rPr>
+        <w:t xml:space="preserve">(0,∞)</w:t>
+      </w:r>
+      <w:r>
+        <w:t xml:space="preserve">.</w:t>
+      </w:r>
+    </w:p>
+    <w:p>
+      <w:pPr>
+        <w:spacing w:after="40" w:before="20"/>
+        <w:ind w:left="360"/>
+      </w:pPr>
+      <w:r>
+        <w:rPr>
+          <w:b/>
+          <w:bCs/>
+        </w:rPr>
+        <w:t xml:space="preserve">D.  </w:t>
+      </w:r>
+      <w:r>
+        <w:t xml:space="preserve">Changing the sign of the 5, the range is </w:t>
+      </w:r>
+      <w:r>
+        <w:rPr>
+          <w:i/>
+          <w:iCs/>
+        </w:rPr>
+        <w:t xml:space="preserve">(−5,∞)</w:t>
+      </w:r>
+      <w:r>
+        <w:t xml:space="preserve">.</w:t>
+      </w:r>
+    </w:p>
+    <w:p>
+      <w:pPr>
+        <w:pStyle w:val="Heading3"/>
+        <w:keepNext/>
+      </w:pPr>
+      <w:r>
+        <w:t xml:space="preserve">Answer and reasoning</w:t>
+      </w:r>
+    </w:p>
+    <w:p>
+      <w:pPr>
+        <w:spacing w:after="120" w:before="80" w:line="300"/>
+      </w:pPr>
+      <w:r>
+        <w:t xml:space="preserve">The asymptote is </w:t>
+      </w:r>
+      <w:r>
+        <w:rPr>
+          <w:i/>
+          <w:iCs/>
+        </w:rPr>
+        <w:t xml:space="preserve">y=5</w:t>
+      </w:r>
+      <w:r>
+        <w:t xml:space="preserve">. The minus sign in front flips </w:t>
+      </w:r>
+      <w:r>
+        <w:rPr>
+          <w:i/>
+          <w:iCs/>
+        </w:rPr>
+        <w:t xml:space="preserve">2</w:t>
+      </w:r>
+      <w:r>
+        <w:rPr>
+          <w:i/>
+          <w:iCs/>
+          <w:vertAlign w:val="superscript"/>
+        </w:rPr>
+        <w:t xml:space="preserve">x</w:t>
+      </w:r>
+      <w:r>
+        <w:t xml:space="preserve"> upside down, so the curve lies below the line and every output is less than 5. Check: </w:t>
+      </w:r>
+      <w:r>
+        <w:rPr>
+          <w:i/>
+          <w:iCs/>
+        </w:rPr>
+        <w:t xml:space="preserve">f(1)=−2+5=3</w:t>
+      </w:r>
+      <w:r>
+        <w:t xml:space="preserve">, below 5. </w:t>
+      </w:r>
+      <w:r>
+        <w:rPr>
+          <w:b/>
+          <w:bCs/>
+        </w:rPr>
+        <w:t xml:space="preserve">The range is </w:t>
+      </w:r>
+      <w:r>
+        <w:rPr>
+          <w:b/>
+          <w:bCs/>
+          <w:i/>
+          <w:iCs/>
+        </w:rPr>
+        <w:t xml:space="preserve">(−∞,5)</w:t>
+      </w:r>
+      <w:r>
+        <w:rPr>
+          <w:b/>
+          <w:bCs/>
+        </w:rPr>
+        <w:t xml:space="preserve">.</w:t>
+      </w:r>
+    </w:p>
+    <w:p>
+      <w:pPr>
+        <w:pStyle w:val="Heading2"/>
+        <w:pageBreakBefore/>
+      </w:pPr>
+      <w:r>
+        <w:t xml:space="preserve">Example 15: Slip 3</w:t>
+      </w:r>
+    </w:p>
+    <w:p>
+      <w:pPr>
+        <w:spacing w:after="200" w:before="200"/>
+        <w:jc w:val="center"/>
+      </w:pPr>
+      <w:r>
+        <w:rPr>
+          <w:i/>
+          <w:iCs/>
+          <w:sz w:val="40"/>
+          <w:szCs w:val="40"/>
+        </w:rPr>
+        <w:t xml:space="preserve">f(x)=(1/3)</w:t>
+      </w:r>
+      <w:r>
+        <w:rPr>
+          <w:i/>
+          <w:iCs/>
+          <w:sz w:val="40"/>
+          <w:szCs w:val="40"/>
+          <w:vertAlign w:val="superscript"/>
+        </w:rPr>
+        <w:t xml:space="preserve">x</w:t>
+      </w:r>
+      <w:r>
+        <w:rPr>
+          <w:i/>
+          <w:iCs/>
+          <w:sz w:val="40"/>
+          <w:szCs w:val="40"/>
+        </w:rPr>
+        <w:t xml:space="preserve">−2</w:t>
+      </w:r>
+    </w:p>
+    <w:p>
+      <w:pPr>
+        <w:pStyle w:val="Heading3"/>
+        <w:keepNext/>
+      </w:pPr>
+      <w:r>
+        <w:t xml:space="preserve">Question</w:t>
+      </w:r>
+    </w:p>
+    <w:p>
+      <w:pPr>
+        <w:spacing w:after="120" w:before="80" w:line="300"/>
+      </w:pPr>
+      <w:r>
+        <w:t xml:space="preserve">A student says the range is </w:t>
+      </w:r>
+      <w:r>
+        <w:rPr>
+          <w:i/>
+          <w:iCs/>
+        </w:rPr>
+        <w:t xml:space="preserve">(0,∞)</w:t>
+      </w:r>
+      <w:r>
+        <w:t xml:space="preserve">. What is the mistake, if any?</w:t>
+      </w:r>
+    </w:p>
+    <w:p>
+      <w:pPr>
+        <w:spacing w:after="40" w:before="20"/>
+        <w:ind w:left="360"/>
+      </w:pPr>
+      <w:r>
+        <w:rPr>
+          <w:b/>
+          <w:bCs/>
+        </w:rPr>
+        <w:t xml:space="preserve">A.  </w:t>
+      </w:r>
+      <w:r>
+        <w:t xml:space="preserve">A base less than 1 decays, so the range has to stop at 0.</w:t>
+      </w:r>
+    </w:p>
+    <w:p>
+      <w:pPr>
+        <w:spacing w:after="40" w:before="20"/>
+        <w:ind w:left="360"/>
+      </w:pPr>
+      <w:r>
+        <w:rPr>
+          <w:b/>
+          <w:bCs/>
+        </w:rPr>
+        <w:t xml:space="preserve">B.  </w:t>
+      </w:r>
+      <w:r>
+        <w:t xml:space="preserve">The range should be all real numbers.</w:t>
+      </w:r>
+    </w:p>
+    <w:p>
+      <w:pPr>
+        <w:spacing w:after="40" w:before="20"/>
+        <w:ind w:left="360"/>
+      </w:pPr>
+      <w:r>
+        <w:rPr>
+          <w:b/>
+          <w:bCs/>
+        </w:rPr>
+        <w:t xml:space="preserve">C.  </w:t>
+      </w:r>
+      <w:r>
+        <w:t xml:space="preserve">There is no mistake.</w:t>
+      </w:r>
+    </w:p>
+    <w:p>
+      <w:pPr>
+        <w:spacing w:after="40" w:before="20"/>
+        <w:ind w:left="360"/>
+      </w:pPr>
+      <w:r>
+        <w:rPr>
+          <w:b/>
+          <w:bCs/>
+        </w:rPr>
+        <w:t xml:space="preserve">D.  </w:t>
+      </w:r>
+      <w:r>
+        <w:t xml:space="preserve">It levels off at negative 2, so the range is </w:t>
+      </w:r>
+      <w:r>
+        <w:rPr>
+          <w:i/>
+          <w:iCs/>
+        </w:rPr>
+        <w:t xml:space="preserve">(−2,∞)</w:t>
+      </w:r>
+      <w:r>
+        <w:t xml:space="preserve">.</w:t>
+      </w:r>
+    </w:p>
+    <w:p>
+      <w:pPr>
+        <w:pStyle w:val="Heading3"/>
+        <w:keepNext/>
+      </w:pPr>
+      <w:r>
+        <w:t xml:space="preserve">Answer and reasoning</w:t>
+      </w:r>
+    </w:p>
+    <w:p>
+      <w:pPr>
+        <w:spacing w:after="120" w:before="80" w:line="300"/>
+      </w:pPr>
+      <w:r>
+        <w:t xml:space="preserve">The </w:t>
+      </w:r>
+      <w:r>
+        <w:rPr>
+          <w:i/>
+          <w:iCs/>
+        </w:rPr>
+        <w:t xml:space="preserve">−2</w:t>
+      </w:r>
+      <w:r>
+        <w:t xml:space="preserve"> outside moves the whole graph down 2, so the asymptote is </w:t>
+      </w:r>
+      <w:r>
+        <w:rPr>
+          <w:i/>
+          <w:iCs/>
+        </w:rPr>
+        <w:t xml:space="preserve">y=−2</w:t>
+      </w:r>
+      <w:r>
+        <w:t xml:space="preserve">. There is no flip, so the curve stays above it. The student wrote the range of the basic exponential without the shift. </w:t>
+      </w:r>
+      <w:r>
+        <w:rPr>
+          <w:b/>
+          <w:bCs/>
+        </w:rPr>
+        <w:t xml:space="preserve">The range is </w:t>
+      </w:r>
+      <w:r>
+        <w:rPr>
+          <w:b/>
+          <w:bCs/>
+          <w:i/>
+          <w:iCs/>
+        </w:rPr>
+        <w:t xml:space="preserve">(−2,∞)</w:t>
+      </w:r>
+      <w:r>
+        <w:rPr>
+          <w:b/>
+          <w:bCs/>
+        </w:rPr>
+        <w:t xml:space="preserve">.</w:t>
+      </w:r>
+    </w:p>
+    <w:p>
+      <w:pPr>
+        <w:pStyle w:val="Heading2"/>
+        <w:pageBreakBefore/>
+      </w:pPr>
+      <w:r>
+        <w:t xml:space="preserve">Example 16: Slip 4</w:t>
+      </w:r>
+    </w:p>
+    <w:p>
+      <w:pPr>
+        <w:spacing w:after="200" w:before="200"/>
+        <w:jc w:val="center"/>
+      </w:pPr>
+      <w:r>
+        <w:rPr>
+          <w:i/>
+          <w:iCs/>
+          <w:sz w:val="40"/>
+          <w:szCs w:val="40"/>
+        </w:rPr>
+        <w:t xml:space="preserve">f(x)=2</w:t>
+      </w:r>
+      <w:r>
+        <w:rPr>
+          <w:i/>
+          <w:iCs/>
+          <w:sz w:val="40"/>
+          <w:szCs w:val="40"/>
+          <w:vertAlign w:val="superscript"/>
+        </w:rPr>
+        <w:t xml:space="preserve">−x</w:t>
+      </w:r>
+      <w:r>
+        <w:rPr>
+          <w:i/>
+          <w:iCs/>
+          <w:sz w:val="40"/>
+          <w:szCs w:val="40"/>
+        </w:rPr>
+        <w:t xml:space="preserve">+1</w:t>
+      </w:r>
+    </w:p>
+    <w:p>
+      <w:pPr>
+        <w:pStyle w:val="Heading3"/>
+        <w:keepNext/>
+      </w:pPr>
+      <w:r>
+        <w:t xml:space="preserve">Question</w:t>
+      </w:r>
+    </w:p>
+    <w:p>
+      <w:pPr>
+        <w:spacing w:after="120" w:before="80" w:line="300"/>
+      </w:pPr>
+      <w:r>
+        <w:t xml:space="preserve">A student says the negative exponent flips the graph upside down, so the range is </w:t>
+      </w:r>
+      <w:r>
+        <w:rPr>
+          <w:i/>
+          <w:iCs/>
+        </w:rPr>
+        <w:t xml:space="preserve">(−∞,1)</w:t>
+      </w:r>
+      <w:r>
+        <w:t xml:space="preserve">. What is the mistake, if any?</w:t>
+      </w:r>
+    </w:p>
+    <w:p>
+      <w:pPr>
+        <w:spacing w:after="40" w:before="20"/>
+        <w:ind w:left="360"/>
+      </w:pPr>
+      <w:r>
+        <w:rPr>
+          <w:b/>
+          <w:bCs/>
+        </w:rPr>
+        <w:t xml:space="preserve">A.  </w:t>
+      </w:r>
+      <w:r>
+        <w:t xml:space="preserve">There is no mistake.</w:t>
+      </w:r>
+    </w:p>
+    <w:p>
+      <w:pPr>
+        <w:spacing w:after="40" w:before="20"/>
+        <w:ind w:left="360"/>
+      </w:pPr>
+      <w:r>
+        <w:rPr>
+          <w:b/>
+          <w:bCs/>
+        </w:rPr>
+        <w:t xml:space="preserve">B.  </w:t>
+      </w:r>
+      <w:r>
+        <w:t xml:space="preserve">Below the line, the range is </w:t>
+      </w:r>
+      <w:r>
+        <w:rPr>
+          <w:i/>
+          <w:iCs/>
+        </w:rPr>
+        <w:t xml:space="preserve">(−∞,−1)</w:t>
+      </w:r>
+      <w:r>
+        <w:t xml:space="preserve">.</w:t>
+      </w:r>
+    </w:p>
+    <w:p>
+      <w:pPr>
+        <w:spacing w:after="40" w:before="20"/>
+        <w:ind w:left="360"/>
+      </w:pPr>
+      <w:r>
+        <w:rPr>
+          <w:b/>
+          <w:bCs/>
+        </w:rPr>
+        <w:t xml:space="preserve">C.  </w:t>
+      </w:r>
+      <w:r>
+        <w:t xml:space="preserve">It flips left to right, not upside down, so it is </w:t>
+      </w:r>
+      <w:r>
+        <w:rPr>
+          <w:i/>
+          <w:iCs/>
+        </w:rPr>
+        <w:t xml:space="preserve">(1,∞)</w:t>
+      </w:r>
+      <w:r>
+        <w:t xml:space="preserve">.</w:t>
+      </w:r>
+    </w:p>
+    <w:p>
+      <w:pPr>
+        <w:spacing w:after="40" w:before="20"/>
+        <w:ind w:left="360"/>
+      </w:pPr>
+      <w:r>
+        <w:rPr>
+          <w:b/>
+          <w:bCs/>
+        </w:rPr>
+        <w:t xml:space="preserve">D.  </w:t>
+      </w:r>
+      <w:r>
+        <w:t xml:space="preserve">The range should be all real numbers, since the base is 2.</w:t>
+      </w:r>
+    </w:p>
+    <w:p>
+      <w:pPr>
+        <w:pStyle w:val="Heading3"/>
+        <w:keepNext/>
+      </w:pPr>
+      <w:r>
+        <w:t xml:space="preserve">Answer and reasoning</w:t>
+      </w:r>
+    </w:p>
+    <w:p>
+      <w:pPr>
+        <w:spacing w:after="120" w:before="80" w:line="300"/>
+      </w:pPr>
+      <w:r>
+        <w:rPr>
+          <w:i/>
+          <w:iCs/>
+        </w:rPr>
+        <w:t xml:space="preserve">2</w:t>
+      </w:r>
+      <w:r>
+        <w:rPr>
+          <w:i/>
+          <w:iCs/>
+          <w:vertAlign w:val="superscript"/>
+        </w:rPr>
+        <w:t xml:space="preserve">−x</w:t>
+      </w:r>
+      <w:r>
+        <w:t xml:space="preserve"> is the same as </w:t>
+      </w:r>
+      <w:r>
+        <w:rPr>
+          <w:i/>
+          <w:iCs/>
+        </w:rPr>
+        <w:t xml:space="preserve">(1/2)</w:t>
+      </w:r>
+      <w:r>
+        <w:rPr>
+          <w:i/>
+          <w:iCs/>
+          <w:vertAlign w:val="superscript"/>
+        </w:rPr>
+        <w:t xml:space="preserve">x</w:t>
+      </w:r>
+      <w:r>
+        <w:t xml:space="preserve">: it is mirrored left to right, but its outputs are still positive. Adding 1 puts every output above 1. Check: </w:t>
+      </w:r>
+      <w:r>
+        <w:rPr>
+          <w:i/>
+          <w:iCs/>
+        </w:rPr>
+        <w:t xml:space="preserve">f(0)=1+1=2</w:t>
+      </w:r>
+      <w:r>
+        <w:t xml:space="preserve">, above 1. Only a minus sign in front of the exponential flips it upside down. </w:t>
+      </w:r>
+      <w:r>
+        <w:rPr>
+          <w:b/>
+          <w:bCs/>
+        </w:rPr>
+        <w:t xml:space="preserve">The range is </w:t>
+      </w:r>
+      <w:r>
+        <w:rPr>
+          <w:b/>
+          <w:bCs/>
+          <w:i/>
+          <w:iCs/>
+        </w:rPr>
+        <w:t xml:space="preserve">(1,∞)</w:t>
+      </w:r>
+      <w:r>
+        <w:rPr>
+          <w:b/>
+          <w:bCs/>
+        </w:rPr>
+        <w:t xml:space="preserve">.</w:t>
+      </w:r>
+    </w:p>
+    <w:p>
+      <w:pPr>
+        <w:pStyle w:val="Heading2"/>
+        <w:pageBreakBefore/>
+      </w:pPr>
+      <w:r>
+        <w:t xml:space="preserve">Example 17: Slip 5</w:t>
+      </w:r>
+    </w:p>
+    <w:p>
+      <w:pPr>
+        <w:spacing w:after="200" w:before="200"/>
+        <w:jc w:val="center"/>
+      </w:pPr>
+      <w:r>
+        <w:rPr>
+          <w:i/>
+          <w:iCs/>
+          <w:sz w:val="40"/>
+          <w:szCs w:val="40"/>
+        </w:rPr>
+        <w:t xml:space="preserve">f(x)=−e</w:t>
+      </w:r>
+      <w:r>
+        <w:rPr>
+          <w:i/>
+          <w:iCs/>
+          <w:sz w:val="40"/>
+          <w:szCs w:val="40"/>
+          <w:vertAlign w:val="superscript"/>
+        </w:rPr>
+        <w:t xml:space="preserve">x</w:t>
+      </w:r>
+      <w:r>
+        <w:rPr>
+          <w:i/>
+          <w:iCs/>
+          <w:sz w:val="40"/>
+          <w:szCs w:val="40"/>
+        </w:rPr>
+        <w:t xml:space="preserve">+3</w:t>
+      </w:r>
+    </w:p>
+    <w:p>
+      <w:pPr>
+        <w:pStyle w:val="Heading3"/>
+        <w:keepNext/>
+      </w:pPr>
+      <w:r>
+        <w:t xml:space="preserve">Question</w:t>
+      </w:r>
+    </w:p>
+    <w:p>
+      <w:pPr>
+        <w:spacing w:after="120" w:before="80" w:line="300"/>
+      </w:pPr>
+      <w:r>
+        <w:t xml:space="preserve">A student says the asymptote is </w:t>
+      </w:r>
+      <w:r>
+        <w:rPr>
+          <w:i/>
+          <w:iCs/>
+        </w:rPr>
+        <w:t xml:space="preserve">y=3</w:t>
+      </w:r>
+      <w:r>
+        <w:t xml:space="preserve"> and the range is </w:t>
+      </w:r>
+      <w:r>
+        <w:rPr>
+          <w:i/>
+          <w:iCs/>
+        </w:rPr>
+        <w:t xml:space="preserve">(−∞,3)</w:t>
+      </w:r>
+      <w:r>
+        <w:t xml:space="preserve">. What is the mistake, if any?</w:t>
+      </w:r>
+    </w:p>
+    <w:p>
+      <w:pPr>
+        <w:spacing w:after="40" w:before="20"/>
+        <w:ind w:left="360"/>
+      </w:pPr>
+      <w:r>
+        <w:rPr>
+          <w:b/>
+          <w:bCs/>
+        </w:rPr>
+        <w:t xml:space="preserve">A.  </w:t>
+      </w:r>
+      <w:r>
+        <w:t xml:space="preserve">The range should be from 3 to infinity, above the line.</w:t>
+      </w:r>
+    </w:p>
+    <w:p>
+      <w:pPr>
+        <w:spacing w:after="40" w:before="20"/>
+        <w:ind w:left="360"/>
+      </w:pPr>
+      <w:r>
+        <w:rPr>
+          <w:b/>
+          <w:bCs/>
+        </w:rPr>
+        <w:t xml:space="preserve">B.  </w:t>
+      </w:r>
+      <w:r>
+        <w:t xml:space="preserve">There is no mistake.</w:t>
+      </w:r>
+    </w:p>
+    <w:p>
+      <w:pPr>
+        <w:spacing w:after="40" w:before="20"/>
+        <w:ind w:left="360"/>
+      </w:pPr>
+      <w:r>
+        <w:rPr>
+          <w:b/>
+          <w:bCs/>
+        </w:rPr>
+        <w:t xml:space="preserve">C.  </w:t>
+      </w:r>
+      <w:r>
+        <w:t xml:space="preserve">The asymptote should be at 0, since e is the base.</w:t>
+      </w:r>
+    </w:p>
+    <w:p>
+      <w:pPr>
+        <w:spacing w:after="40" w:before="20"/>
+        <w:ind w:left="360"/>
+      </w:pPr>
+      <w:r>
+        <w:rPr>
+          <w:b/>
+          <w:bCs/>
+        </w:rPr>
+        <w:t xml:space="preserve">D.  </w:t>
+      </w:r>
+      <w:r>
+        <w:t xml:space="preserve">The range should be all real numbers, because of e.</w:t>
+      </w:r>
+    </w:p>
+    <w:p>
+      <w:pPr>
+        <w:pStyle w:val="Heading3"/>
+        <w:keepNext/>
+      </w:pPr>
+      <w:r>
+        <w:t xml:space="preserve">Answer and reasoning</w:t>
+      </w:r>
+    </w:p>
+    <w:p>
+      <w:pPr>
+        <w:spacing w:after="120" w:before="80" w:line="300"/>
+      </w:pPr>
+      <w:r>
+        <w:t xml:space="preserve">The </w:t>
+      </w:r>
+      <w:r>
+        <w:rPr>
+          <w:i/>
+          <w:iCs/>
+        </w:rPr>
+        <w:t xml:space="preserve">+3</w:t>
+      </w:r>
+      <w:r>
+        <w:t xml:space="preserve"> sets the asymptote at </w:t>
+      </w:r>
+      <w:r>
+        <w:rPr>
+          <w:i/>
+          <w:iCs/>
+        </w:rPr>
+        <w:t xml:space="preserve">y=3</w:t>
+      </w:r>
+      <w:r>
+        <w:t xml:space="preserve">. The minus sign flips the curve below it, so every output is less than 3. Check: </w:t>
+      </w:r>
+      <w:r>
+        <w:rPr>
+          <w:i/>
+          <w:iCs/>
+        </w:rPr>
+        <w:t xml:space="preserve">f(0)=−1+3=2</w:t>
+      </w:r>
+      <w:r>
+        <w:t xml:space="preserve">. </w:t>
+      </w:r>
+      <w:r>
+        <w:rPr>
+          <w:b/>
+          <w:bCs/>
+        </w:rPr>
+        <w:t xml:space="preserve">There is no mistake.</w:t>
       </w:r>
     </w:p>
     <w:sectPr>

--- a/support-materials/EL2/EL2_worked_examples.docx
+++ b/support-materials/EL2/EL2_worked_examples.docx
@@ -3250,7 +3250,7 @@
           <w:sz w:val="40"/>
           <w:szCs w:val="40"/>
         </w:rPr>
-        <w:t xml:space="preserve">f(x)=(1/3)</w:t>
+        <w:t xml:space="preserve">f(x)=−e</w:t>
       </w:r>
       <w:r>
         <w:rPr>
@@ -3269,7 +3269,7 @@
           <w:sz w:val="40"/>
           <w:szCs w:val="40"/>
         </w:rPr>
-        <w:t xml:space="preserve">−2</w:t>
+        <w:t xml:space="preserve">+3</w:t>
       </w:r>
     </w:p>
     <w:p>
@@ -3286,14 +3286,24 @@
         <w:spacing w:after="120" w:before="80" w:line="300"/>
       </w:pPr>
       <w:r>
-        <w:t xml:space="preserve">A student says the range is </w:t>
-      </w:r>
-      <w:r>
-        <w:rPr>
-          <w:i/>
-          <w:iCs/>
-        </w:rPr>
-        <w:t xml:space="preserve">(0,∞)</w:t>
+        <w:t xml:space="preserve">A student says the asymptote is </w:t>
+      </w:r>
+      <w:r>
+        <w:rPr>
+          <w:i/>
+          <w:iCs/>
+        </w:rPr>
+        <w:t xml:space="preserve">y=3</w:t>
+      </w:r>
+      <w:r>
+        <w:t xml:space="preserve"> and the range is </w:t>
+      </w:r>
+      <w:r>
+        <w:rPr>
+          <w:i/>
+          <w:iCs/>
+        </w:rPr>
+        <w:t xml:space="preserve">(−∞,3)</w:t>
       </w:r>
       <w:r>
         <w:t xml:space="preserve">. What is the mistake, if any?</w:t>
@@ -3312,7 +3322,7 @@
         <w:t xml:space="preserve">A.  </w:t>
       </w:r>
       <w:r>
-        <w:t xml:space="preserve">A base less than 1 decays, so the range has to stop at 0.</w:t>
+        <w:t xml:space="preserve">The range should be from 3 to infinity, above the line.</w:t>
       </w:r>
     </w:p>
     <w:p>
@@ -3328,7 +3338,7 @@
         <w:t xml:space="preserve">B.  </w:t>
       </w:r>
       <w:r>
-        <w:t xml:space="preserve">The range should be all real numbers.</w:t>
+        <w:t xml:space="preserve">There is no mistake.</w:t>
       </w:r>
     </w:p>
     <w:p>
@@ -3344,7 +3354,7 @@
         <w:t xml:space="preserve">C.  </w:t>
       </w:r>
       <w:r>
-        <w:t xml:space="preserve">There is no mistake.</w:t>
+        <w:t xml:space="preserve">The asymptote should be at 0, since e is the base.</w:t>
       </w:r>
     </w:p>
     <w:p>
@@ -3360,17 +3370,7 @@
         <w:t xml:space="preserve">D.  </w:t>
       </w:r>
       <w:r>
-        <w:t xml:space="preserve">It levels off at negative 2, so the range is </w:t>
-      </w:r>
-      <w:r>
-        <w:rPr>
-          <w:i/>
-          <w:iCs/>
-        </w:rPr>
-        <w:t xml:space="preserve">(−2,∞)</w:t>
-      </w:r>
-      <w:r>
-        <w:t xml:space="preserve">.</w:t>
+        <w:t xml:space="preserve">The range should be all real numbers, because of e.</w:t>
       </w:r>
     </w:p>
     <w:p>
@@ -3394,43 +3394,37 @@
           <w:i/>
           <w:iCs/>
         </w:rPr>
-        <w:t xml:space="preserve">−2</w:t>
-      </w:r>
-      <w:r>
-        <w:t xml:space="preserve"> outside moves the whole graph down 2, so the asymptote is </w:t>
-      </w:r>
-      <w:r>
-        <w:rPr>
-          <w:i/>
-          <w:iCs/>
-        </w:rPr>
-        <w:t xml:space="preserve">y=−2</w:t>
-      </w:r>
-      <w:r>
-        <w:t xml:space="preserve">. There is no flip, so the curve stays above it. The student wrote the range of the basic exponential without the shift. </w:t>
-      </w:r>
-      <w:r>
-        <w:rPr>
-          <w:b/>
-          <w:bCs/>
-        </w:rPr>
-        <w:t xml:space="preserve">The range is </w:t>
-      </w:r>
-      <w:r>
-        <w:rPr>
-          <w:b/>
-          <w:bCs/>
-          <w:i/>
-          <w:iCs/>
-        </w:rPr>
-        <w:t xml:space="preserve">(−2,∞)</w:t>
-      </w:r>
-      <w:r>
-        <w:rPr>
-          <w:b/>
-          <w:bCs/>
-        </w:rPr>
-        <w:t xml:space="preserve">.</w:t>
+        <w:t xml:space="preserve">+3</w:t>
+      </w:r>
+      <w:r>
+        <w:t xml:space="preserve"> sets the asymptote at </w:t>
+      </w:r>
+      <w:r>
+        <w:rPr>
+          <w:i/>
+          <w:iCs/>
+        </w:rPr>
+        <w:t xml:space="preserve">y=3</w:t>
+      </w:r>
+      <w:r>
+        <w:t xml:space="preserve">. The minus sign flips the curve below it, so every output is less than 3. Check: </w:t>
+      </w:r>
+      <w:r>
+        <w:rPr>
+          <w:i/>
+          <w:iCs/>
+        </w:rPr>
+        <w:t xml:space="preserve">f(0)=−1+3=2</w:t>
+      </w:r>
+      <w:r>
+        <w:t xml:space="preserve">. </w:t>
+      </w:r>
+      <w:r>
+        <w:rPr>
+          <w:b/>
+          <w:bCs/>
+        </w:rPr>
+        <w:t xml:space="preserve">There is no mistake.</w:t>
       </w:r>
     </w:p>
     <w:p>
@@ -3454,7 +3448,7 @@
           <w:sz w:val="40"/>
           <w:szCs w:val="40"/>
         </w:rPr>
-        <w:t xml:space="preserve">f(x)=2</w:t>
+        <w:t xml:space="preserve">f(x)=(1/3)</w:t>
       </w:r>
       <w:r>
         <w:rPr>
@@ -3464,7 +3458,7 @@
           <w:szCs w:val="40"/>
           <w:vertAlign w:val="superscript"/>
         </w:rPr>
-        <w:t xml:space="preserve">−x</w:t>
+        <w:t xml:space="preserve">x</w:t>
       </w:r>
       <w:r>
         <w:rPr>
@@ -3473,7 +3467,7 @@
           <w:sz w:val="40"/>
           <w:szCs w:val="40"/>
         </w:rPr>
-        <w:t xml:space="preserve">+1</w:t>
+        <w:t xml:space="preserve">−2</w:t>
       </w:r>
     </w:p>
     <w:p>
@@ -3490,14 +3484,14 @@
         <w:spacing w:after="120" w:before="80" w:line="300"/>
       </w:pPr>
       <w:r>
-        <w:t xml:space="preserve">A student says the negative exponent flips the graph upside down, so the range is </w:t>
-      </w:r>
-      <w:r>
-        <w:rPr>
-          <w:i/>
-          <w:iCs/>
-        </w:rPr>
-        <w:t xml:space="preserve">(−∞,1)</w:t>
+        <w:t xml:space="preserve">A student says the range is </w:t>
+      </w:r>
+      <w:r>
+        <w:rPr>
+          <w:i/>
+          <w:iCs/>
+        </w:rPr>
+        <w:t xml:space="preserve">(0,∞)</w:t>
       </w:r>
       <w:r>
         <w:t xml:space="preserve">. What is the mistake, if any?</w:t>
@@ -3516,6 +3510,38 @@
         <w:t xml:space="preserve">A.  </w:t>
       </w:r>
       <w:r>
+        <w:t xml:space="preserve">A base less than 1 decays, so the range has to stop at 0.</w:t>
+      </w:r>
+    </w:p>
+    <w:p>
+      <w:pPr>
+        <w:spacing w:after="40" w:before="20"/>
+        <w:ind w:left="360"/>
+      </w:pPr>
+      <w:r>
+        <w:rPr>
+          <w:b/>
+          <w:bCs/>
+        </w:rPr>
+        <w:t xml:space="preserve">B.  </w:t>
+      </w:r>
+      <w:r>
+        <w:t xml:space="preserve">The range should be all real numbers.</w:t>
+      </w:r>
+    </w:p>
+    <w:p>
+      <w:pPr>
+        <w:spacing w:after="40" w:before="20"/>
+        <w:ind w:left="360"/>
+      </w:pPr>
+      <w:r>
+        <w:rPr>
+          <w:b/>
+          <w:bCs/>
+        </w:rPr>
+        <w:t xml:space="preserve">C.  </w:t>
+      </w:r>
+      <w:r>
         <w:t xml:space="preserve">There is no mistake.</w:t>
       </w:r>
     </w:p>
@@ -3529,62 +3555,20 @@
           <w:b/>
           <w:bCs/>
         </w:rPr>
-        <w:t xml:space="preserve">B.  </w:t>
-      </w:r>
-      <w:r>
-        <w:t xml:space="preserve">Below the line, the range is </w:t>
-      </w:r>
-      <w:r>
-        <w:rPr>
-          <w:i/>
-          <w:iCs/>
-        </w:rPr>
-        <w:t xml:space="preserve">(−∞,−1)</w:t>
+        <w:t xml:space="preserve">D.  </w:t>
+      </w:r>
+      <w:r>
+        <w:t xml:space="preserve">It levels off at negative 2, so the range is </w:t>
+      </w:r>
+      <w:r>
+        <w:rPr>
+          <w:i/>
+          <w:iCs/>
+        </w:rPr>
+        <w:t xml:space="preserve">(−2,∞)</w:t>
       </w:r>
       <w:r>
         <w:t xml:space="preserve">.</w:t>
-      </w:r>
-    </w:p>
-    <w:p>
-      <w:pPr>
-        <w:spacing w:after="40" w:before="20"/>
-        <w:ind w:left="360"/>
-      </w:pPr>
-      <w:r>
-        <w:rPr>
-          <w:b/>
-          <w:bCs/>
-        </w:rPr>
-        <w:t xml:space="preserve">C.  </w:t>
-      </w:r>
-      <w:r>
-        <w:t xml:space="preserve">It flips left to right, not upside down, so it is </w:t>
-      </w:r>
-      <w:r>
-        <w:rPr>
-          <w:i/>
-          <w:iCs/>
-        </w:rPr>
-        <w:t xml:space="preserve">(1,∞)</w:t>
-      </w:r>
-      <w:r>
-        <w:t xml:space="preserve">.</w:t>
-      </w:r>
-    </w:p>
-    <w:p>
-      <w:pPr>
-        <w:spacing w:after="40" w:before="20"/>
-        <w:ind w:left="360"/>
-      </w:pPr>
-      <w:r>
-        <w:rPr>
-          <w:b/>
-          <w:bCs/>
-        </w:rPr>
-        <w:t xml:space="preserve">D.  </w:t>
-      </w:r>
-      <w:r>
-        <w:t xml:space="preserve">The range should be all real numbers, since the base is 2.</w:t>
       </w:r>
     </w:p>
     <w:p>
@@ -3601,50 +3585,27 @@
         <w:spacing w:after="120" w:before="80" w:line="300"/>
       </w:pPr>
       <w:r>
-        <w:rPr>
-          <w:i/>
-          <w:iCs/>
-        </w:rPr>
-        <w:t xml:space="preserve">2</w:t>
-      </w:r>
-      <w:r>
-        <w:rPr>
-          <w:i/>
-          <w:iCs/>
-          <w:vertAlign w:val="superscript"/>
-        </w:rPr>
-        <w:t xml:space="preserve">−x</w:t>
-      </w:r>
-      <w:r>
-        <w:t xml:space="preserve"> is the same as </w:t>
-      </w:r>
-      <w:r>
-        <w:rPr>
-          <w:i/>
-          <w:iCs/>
-        </w:rPr>
-        <w:t xml:space="preserve">(1/2)</w:t>
-      </w:r>
-      <w:r>
-        <w:rPr>
-          <w:i/>
-          <w:iCs/>
-          <w:vertAlign w:val="superscript"/>
-        </w:rPr>
-        <w:t xml:space="preserve">x</w:t>
-      </w:r>
-      <w:r>
-        <w:t xml:space="preserve">: it is mirrored left to right, but its outputs are still positive. Adding 1 puts every output above 1. Check: </w:t>
-      </w:r>
-      <w:r>
-        <w:rPr>
-          <w:i/>
-          <w:iCs/>
-        </w:rPr>
-        <w:t xml:space="preserve">f(0)=1+1=2</w:t>
-      </w:r>
-      <w:r>
-        <w:t xml:space="preserve">, above 1. Only a minus sign in front of the exponential flips it upside down. </w:t>
+        <w:t xml:space="preserve">The </w:t>
+      </w:r>
+      <w:r>
+        <w:rPr>
+          <w:i/>
+          <w:iCs/>
+        </w:rPr>
+        <w:t xml:space="preserve">−2</w:t>
+      </w:r>
+      <w:r>
+        <w:t xml:space="preserve"> outside moves the whole graph down 2, so the asymptote is </w:t>
+      </w:r>
+      <w:r>
+        <w:rPr>
+          <w:i/>
+          <w:iCs/>
+        </w:rPr>
+        <w:t xml:space="preserve">y=−2</w:t>
+      </w:r>
+      <w:r>
+        <w:t xml:space="preserve">. There is no flip, so the curve stays above it. The student wrote the range of the basic exponential without the shift. </w:t>
       </w:r>
       <w:r>
         <w:rPr>
@@ -3660,7 +3621,7 @@
           <w:i/>
           <w:iCs/>
         </w:rPr>
-        <w:t xml:space="preserve">(1,∞)</w:t>
+        <w:t xml:space="preserve">(−2,∞)</w:t>
       </w:r>
       <w:r>
         <w:rPr>
@@ -3691,7 +3652,7 @@
           <w:sz w:val="40"/>
           <w:szCs w:val="40"/>
         </w:rPr>
-        <w:t xml:space="preserve">f(x)=−e</w:t>
+        <w:t xml:space="preserve">f(x)=2</w:t>
       </w:r>
       <w:r>
         <w:rPr>
@@ -3701,7 +3662,7 @@
           <w:szCs w:val="40"/>
           <w:vertAlign w:val="superscript"/>
         </w:rPr>
-        <w:t xml:space="preserve">x</w:t>
+        <w:t xml:space="preserve">−x</w:t>
       </w:r>
       <w:r>
         <w:rPr>
@@ -3710,7 +3671,7 @@
           <w:sz w:val="40"/>
           <w:szCs w:val="40"/>
         </w:rPr>
-        <w:t xml:space="preserve">+3</w:t>
+        <w:t xml:space="preserve">+1</w:t>
       </w:r>
     </w:p>
     <w:p>
@@ -3727,24 +3688,14 @@
         <w:spacing w:after="120" w:before="80" w:line="300"/>
       </w:pPr>
       <w:r>
-        <w:t xml:space="preserve">A student says the asymptote is </w:t>
-      </w:r>
-      <w:r>
-        <w:rPr>
-          <w:i/>
-          <w:iCs/>
-        </w:rPr>
-        <w:t xml:space="preserve">y=3</w:t>
-      </w:r>
-      <w:r>
-        <w:t xml:space="preserve"> and the range is </w:t>
-      </w:r>
-      <w:r>
-        <w:rPr>
-          <w:i/>
-          <w:iCs/>
-        </w:rPr>
-        <w:t xml:space="preserve">(−∞,3)</w:t>
+        <w:t xml:space="preserve">A student says the negative exponent flips the graph upside down, so the range is </w:t>
+      </w:r>
+      <w:r>
+        <w:rPr>
+          <w:i/>
+          <w:iCs/>
+        </w:rPr>
+        <w:t xml:space="preserve">(−∞,1)</w:t>
       </w:r>
       <w:r>
         <w:t xml:space="preserve">. What is the mistake, if any?</w:t>
@@ -3763,7 +3714,7 @@
         <w:t xml:space="preserve">A.  </w:t>
       </w:r>
       <w:r>
-        <w:t xml:space="preserve">The range should be from 3 to infinity, above the line.</w:t>
+        <w:t xml:space="preserve">There is no mistake.</w:t>
       </w:r>
     </w:p>
     <w:p>
@@ -3779,7 +3730,17 @@
         <w:t xml:space="preserve">B.  </w:t>
       </w:r>
       <w:r>
-        <w:t xml:space="preserve">There is no mistake.</w:t>
+        <w:t xml:space="preserve">Below the line, the range is </w:t>
+      </w:r>
+      <w:r>
+        <w:rPr>
+          <w:i/>
+          <w:iCs/>
+        </w:rPr>
+        <w:t xml:space="preserve">(−∞,−1)</w:t>
+      </w:r>
+      <w:r>
+        <w:t xml:space="preserve">.</w:t>
       </w:r>
     </w:p>
     <w:p>
@@ -3795,7 +3756,17 @@
         <w:t xml:space="preserve">C.  </w:t>
       </w:r>
       <w:r>
-        <w:t xml:space="preserve">The asymptote should be at 0, since e is the base.</w:t>
+        <w:t xml:space="preserve">It flips left to right, not upside down, so it is </w:t>
+      </w:r>
+      <w:r>
+        <w:rPr>
+          <w:i/>
+          <w:iCs/>
+        </w:rPr>
+        <w:t xml:space="preserve">(1,∞)</w:t>
+      </w:r>
+      <w:r>
+        <w:t xml:space="preserve">.</w:t>
       </w:r>
     </w:p>
     <w:p>
@@ -3811,7 +3782,7 @@
         <w:t xml:space="preserve">D.  </w:t>
       </w:r>
       <w:r>
-        <w:t xml:space="preserve">The range should be all real numbers, because of e.</w:t>
+        <w:t xml:space="preserve">The range should be all real numbers, since the base is 2.</w:t>
       </w:r>
     </w:p>
     <w:p>
@@ -3828,44 +3799,73 @@
         <w:spacing w:after="120" w:before="80" w:line="300"/>
       </w:pPr>
       <w:r>
-        <w:t xml:space="preserve">The </w:t>
-      </w:r>
-      <w:r>
-        <w:rPr>
-          <w:i/>
-          <w:iCs/>
-        </w:rPr>
-        <w:t xml:space="preserve">+3</w:t>
-      </w:r>
-      <w:r>
-        <w:t xml:space="preserve"> sets the asymptote at </w:t>
-      </w:r>
-      <w:r>
-        <w:rPr>
-          <w:i/>
-          <w:iCs/>
-        </w:rPr>
-        <w:t xml:space="preserve">y=3</w:t>
-      </w:r>
-      <w:r>
-        <w:t xml:space="preserve">. The minus sign flips the curve below it, so every output is less than 3. Check: </w:t>
-      </w:r>
-      <w:r>
-        <w:rPr>
-          <w:i/>
-          <w:iCs/>
-        </w:rPr>
-        <w:t xml:space="preserve">f(0)=−1+3=2</w:t>
-      </w:r>
-      <w:r>
-        <w:t xml:space="preserve">. </w:t>
-      </w:r>
-      <w:r>
-        <w:rPr>
-          <w:b/>
-          <w:bCs/>
-        </w:rPr>
-        <w:t xml:space="preserve">There is no mistake.</w:t>
+        <w:rPr>
+          <w:i/>
+          <w:iCs/>
+        </w:rPr>
+        <w:t xml:space="preserve">2</w:t>
+      </w:r>
+      <w:r>
+        <w:rPr>
+          <w:i/>
+          <w:iCs/>
+          <w:vertAlign w:val="superscript"/>
+        </w:rPr>
+        <w:t xml:space="preserve">−x</w:t>
+      </w:r>
+      <w:r>
+        <w:t xml:space="preserve"> is the same as </w:t>
+      </w:r>
+      <w:r>
+        <w:rPr>
+          <w:i/>
+          <w:iCs/>
+        </w:rPr>
+        <w:t xml:space="preserve">(1/2)</w:t>
+      </w:r>
+      <w:r>
+        <w:rPr>
+          <w:i/>
+          <w:iCs/>
+          <w:vertAlign w:val="superscript"/>
+        </w:rPr>
+        <w:t xml:space="preserve">x</w:t>
+      </w:r>
+      <w:r>
+        <w:t xml:space="preserve">: it is mirrored left to right, but its outputs are still positive. Adding 1 puts every output above 1. Check: </w:t>
+      </w:r>
+      <w:r>
+        <w:rPr>
+          <w:i/>
+          <w:iCs/>
+        </w:rPr>
+        <w:t xml:space="preserve">f(0)=1+1=2</w:t>
+      </w:r>
+      <w:r>
+        <w:t xml:space="preserve">, above 1. Only a minus sign in front of the exponential flips it upside down. </w:t>
+      </w:r>
+      <w:r>
+        <w:rPr>
+          <w:b/>
+          <w:bCs/>
+        </w:rPr>
+        <w:t xml:space="preserve">The range is </w:t>
+      </w:r>
+      <w:r>
+        <w:rPr>
+          <w:b/>
+          <w:bCs/>
+          <w:i/>
+          <w:iCs/>
+        </w:rPr>
+        <w:t xml:space="preserve">(1,∞)</w:t>
+      </w:r>
+      <w:r>
+        <w:rPr>
+          <w:b/>
+          <w:bCs/>
+        </w:rPr>
+        <w:t xml:space="preserve">.</w:t>
       </w:r>
     </w:p>
     <w:sectPr>
